--- a/2. Gaps/COVERAGE-CSV-SUMMARY.docx
+++ b/2. Gaps/COVERAGE-CSV-SUMMARY.docx
@@ -2,7 +2,7 @@
 <file path=word/document.xml><?xml version="1.0" encoding="utf-8"?>
 <w:document xmlns:w="http://schemas.openxmlformats.org/wordprocessingml/2006/main" xmlns:m="http://schemas.openxmlformats.org/officeDocument/2006/math" xmlns:r="http://schemas.openxmlformats.org/officeDocument/2006/relationships" xmlns:o="urn:schemas-microsoft-com:office:office" xmlns:v="urn:schemas-microsoft-com:vml" xmlns:w10="urn:schemas-microsoft-com:office:word" xmlns:a="http://schemas.openxmlformats.org/drawingml/2006/main" xmlns:pic="http://schemas.openxmlformats.org/drawingml/2006/picture" xmlns:wp="http://schemas.openxmlformats.org/drawingml/2006/wordprocessingDrawing">
   <w:body>
-    <w:bookmarkStart w:id="16" w:name="coverage-csv-summary"/>
+    <w:bookmarkStart w:id="17" w:name="coverage-csv-summary"/>
     <w:p>
       <w:pPr>
         <w:pStyle w:val="Heading1"/>
@@ -69,7 +69,7 @@
         <w:pStyle w:val="BodyText"/>
       </w:pPr>
       <w:r>
-        <w:t xml:space="preserve">The matrix is generated against the 29-policy</w:t>
+        <w:t xml:space="preserve">The matrix is generated against the 17-policy</w:t>
       </w:r>
       <w:r>
         <w:t xml:space="preserve"> </w:t>
@@ -78,13 +78,13 @@
         <w:rPr>
           <w:rStyle w:val="VerbatimChar"/>
         </w:rPr>
-        <w:t xml:space="preserve">3. Final Word/3.a Final Markdown/</w:t>
-      </w:r>
-      <w:r>
-        <w:t xml:space="preserve"> </w:t>
-      </w:r>
-      <w:r>
-        <w:t xml:space="preserve">set. The CSV’s</w:t>
+        <w:t xml:space="preserve">Current Policies (… Generated)/3.a Final Markdown/</w:t>
+      </w:r>
+      <w:r>
+        <w:t xml:space="preserve"> </w:t>
+      </w:r>
+      <w:r>
+        <w:t xml:space="preserve">set (post-consolidation). The CSV’s</w:t>
       </w:r>
       <w:r>
         <w:t xml:space="preserve"> </w:t>
@@ -121,13 +121,13 @@
         <w:rPr>
           <w:rStyle w:val="VerbatimChar"/>
         </w:rPr>
-        <w:t xml:space="preserve">ECH Security Assessment Questions - Sheet2.csv</w:t>
-      </w:r>
-      <w:r>
-        <w:t xml:space="preserve"> </w:t>
-      </w:r>
-      <w:r>
-        <w:t xml:space="preserve">(repo root) — the expanded 212-row × 16-column workbook supersedes the prior 182-row</w:t>
+        <w:t xml:space="preserve">ECH Security Docs/ECH Security Assessment Questions - Sheet2.csv</w:t>
+      </w:r>
+      <w:r>
+        <w:t xml:space="preserve"> </w:t>
+      </w:r>
+      <w:r>
+        <w:t xml:space="preserve">— the user-maintained authoritative workbook. The user populates</w:t>
       </w:r>
       <w:r>
         <w:t xml:space="preserve"> </w:t>
@@ -136,10 +136,10 @@
         <w:rPr>
           <w:rStyle w:val="VerbatimChar"/>
         </w:rPr>
-        <w:t xml:space="preserve">Questions.csv</w:t>
-      </w:r>
-      <w:r>
-        <w:t xml:space="preserve">. New columns include</w:t>
+        <w:t xml:space="preserve">Current Answer</w:t>
+      </w:r>
+      <w:r>
+        <w:t xml:space="preserve">,</w:t>
       </w:r>
       <w:r>
         <w:t xml:space="preserve"> </w:t>
@@ -151,10 +151,49 @@
         <w:t xml:space="preserve">Additional Info Added</w:t>
       </w:r>
       <w:r>
-        <w:t xml:space="preserve"> </w:t>
-      </w:r>
-      <w:r>
-        <w:t xml:space="preserve">(col 7), which carries user-authoritative answers and overrides the AI-provided coverage where populated.</w:t>
+        <w:t xml:space="preserve">, and</w:t>
+      </w:r>
+      <w:r>
+        <w:t xml:space="preserve"> </w:t>
+      </w:r>
+      <w:r>
+        <w:rPr>
+          <w:rStyle w:val="VerbatimChar"/>
+        </w:rPr>
+        <w:t xml:space="preserve">Flags/Notes</w:t>
+      </w:r>
+      <w:r>
+        <w:t xml:space="preserve"> </w:t>
+      </w:r>
+      <w:r>
+        <w:t xml:space="preserve">as new info arrives, and may add new questions / sections. Re-sync into</w:t>
+      </w:r>
+      <w:r>
+        <w:t xml:space="preserve"> </w:t>
+      </w:r>
+      <w:r>
+        <w:rPr>
+          <w:rStyle w:val="VerbatimChar"/>
+        </w:rPr>
+        <w:t xml:space="preserve">coverage_matrix.csv</w:t>
+      </w:r>
+      <w:r>
+        <w:t xml:space="preserve"> </w:t>
+      </w:r>
+      <w:r>
+        <w:t xml:space="preserve">via</w:t>
+      </w:r>
+      <w:r>
+        <w:t xml:space="preserve"> </w:t>
+      </w:r>
+      <w:r>
+        <w:rPr>
+          <w:rStyle w:val="VerbatimChar"/>
+        </w:rPr>
+        <w:t xml:space="preserve">python3 scripts/sync-ech-sheet2.py</w:t>
+      </w:r>
+      <w:r>
+        <w:t xml:space="preserve">.</w:t>
       </w:r>
     </w:p>
     <w:p>
@@ -172,7 +211,19 @@
         <w:t xml:space="preserve"> </w:t>
       </w:r>
       <w:r>
-        <w:t xml:space="preserve">212 (expected 212; previously 182)</w:t>
+        <w:t xml:space="preserve">217 (was 212; +5 user-added rows in the latest sync — see</w:t>
+      </w:r>
+      <w:r>
+        <w:t xml:space="preserve"> </w:t>
+      </w:r>
+      <w:r>
+        <w:t xml:space="preserve">“Recent sync”</w:t>
+      </w:r>
+      <w:r>
+        <w:t xml:space="preserve"> </w:t>
+      </w:r>
+      <w:r>
+        <w:t xml:space="preserve">below).</w:t>
       </w:r>
     </w:p>
     <w:bookmarkStart w:id="9" w:name="coverage-counts"/>
@@ -240,7 +291,7 @@
               <w:pStyle w:val="Compact"/>
             </w:pPr>
             <w:r>
-              <w:t xml:space="preserve">120</w:t>
+              <w:t xml:space="preserve">121</w:t>
             </w:r>
           </w:p>
         </w:tc>
@@ -264,7 +315,7 @@
               <w:pStyle w:val="Compact"/>
             </w:pPr>
             <w:r>
-              <w:t xml:space="preserve">38</w:t>
+              <w:t xml:space="preserve">40</w:t>
             </w:r>
           </w:p>
         </w:tc>
@@ -312,7 +363,7 @@
               <w:pStyle w:val="Compact"/>
             </w:pPr>
             <w:r>
-              <w:t xml:space="preserve">50</w:t>
+              <w:t xml:space="preserve">52</w:t>
             </w:r>
           </w:p>
         </w:tc>
@@ -432,7 +483,7 @@
               <w:pStyle w:val="Compact"/>
             </w:pPr>
             <w:r>
-              <w:t xml:space="preserve">23</w:t>
+              <w:t xml:space="preserve">25</w:t>
             </w:r>
           </w:p>
         </w:tc>
@@ -456,7 +507,7 @@
               <w:pStyle w:val="Compact"/>
             </w:pPr>
             <w:r>
-              <w:t xml:space="preserve">120</w:t>
+              <w:t xml:space="preserve">121</w:t>
             </w:r>
           </w:p>
         </w:tc>
@@ -480,14 +531,231 @@
               <w:pStyle w:val="Compact"/>
             </w:pPr>
             <w:r>
-              <w:t xml:space="preserve">50</w:t>
+              <w:t xml:space="preserve">52</w:t>
             </w:r>
           </w:p>
         </w:tc>
       </w:tr>
     </w:tbl>
     <w:bookmarkEnd w:id="10"/>
-    <w:bookmarkStart w:id="12" w:name="required-fix-totals"/>
+    <w:bookmarkStart w:id="11" w:name="recent-sync-2026-05-28"/>
+    <w:p>
+      <w:pPr>
+        <w:pStyle w:val="Heading2"/>
+      </w:pPr>
+      <w:r>
+        <w:t xml:space="preserve">Recent sync (2026-05-28)</w:t>
+      </w:r>
+    </w:p>
+    <w:p>
+      <w:pPr>
+        <w:pStyle w:val="FirstParagraph"/>
+      </w:pPr>
+      <w:r>
+        <w:t xml:space="preserve">Pulled in user changes from Sheet2:</w:t>
+      </w:r>
+    </w:p>
+    <w:p>
+      <w:pPr>
+        <w:pStyle w:val="Compact"/>
+        <w:numPr>
+          <w:ilvl w:val="0"/>
+          <w:numId w:val="1001"/>
+        </w:numPr>
+      </w:pPr>
+      <w:r>
+        <w:rPr>
+          <w:b/>
+          <w:bCs/>
+        </w:rPr>
+        <w:t xml:space="preserve">5 net-new rows</w:t>
+      </w:r>
+      <w:r>
+        <w:t xml:space="preserve"> </w:t>
+      </w:r>
+      <w:r>
+        <w:t xml:space="preserve">added by the user, all in SIG Lite 2025:</w:t>
+      </w:r>
+    </w:p>
+    <w:p>
+      <w:pPr>
+        <w:pStyle w:val="Compact"/>
+        <w:numPr>
+          <w:ilvl w:val="1"/>
+          <w:numId w:val="1002"/>
+        </w:numPr>
+      </w:pPr>
+      <w:r>
+        <w:t xml:space="preserve">T.1 — Vulnerability Management Program Policy (Partial → recommends a one-paragraph addition to</w:t>
+      </w:r>
+      <w:r>
+        <w:t xml:space="preserve"> </w:t>
+      </w:r>
+      <w:r>
+        <w:rPr>
+          <w:rStyle w:val="VerbatimChar"/>
+        </w:rPr>
+        <w:t xml:space="preserve">01c. Risk Management Policy</w:t>
+      </w:r>
+      <w:r>
+        <w:t xml:space="preserve">)</w:t>
+      </w:r>
+    </w:p>
+    <w:p>
+      <w:pPr>
+        <w:pStyle w:val="Compact"/>
+        <w:numPr>
+          <w:ilvl w:val="1"/>
+          <w:numId w:val="1002"/>
+        </w:numPr>
+      </w:pPr>
+      <w:r>
+        <w:t xml:space="preserve">T.2 — Cybersecurity supply-chain risk management (Partial → same C-SCRM addition already proposed for SIG S.32 closes this)</w:t>
+      </w:r>
+    </w:p>
+    <w:p>
+      <w:pPr>
+        <w:pStyle w:val="Compact"/>
+        <w:numPr>
+          <w:ilvl w:val="1"/>
+          <w:numId w:val="1002"/>
+        </w:numPr>
+      </w:pPr>
+      <w:r>
+        <w:t xml:space="preserve">U.1 — Servers used for scoped data (Full — Millie has no on-prem servers; cloud-only)</w:t>
+      </w:r>
+    </w:p>
+    <w:p>
+      <w:pPr>
+        <w:pStyle w:val="Compact"/>
+        <w:numPr>
+          <w:ilvl w:val="1"/>
+          <w:numId w:val="1002"/>
+        </w:numPr>
+      </w:pPr>
+      <w:r>
+        <w:t xml:space="preserve">V.1 — Cloud hosting services provided (N/A — Millie does not provide cloud hosting)</w:t>
+      </w:r>
+    </w:p>
+    <w:p>
+      <w:pPr>
+        <w:pStyle w:val="Compact"/>
+        <w:numPr>
+          <w:ilvl w:val="1"/>
+          <w:numId w:val="1002"/>
+        </w:numPr>
+      </w:pPr>
+      <w:r>
+        <w:t xml:space="preserve">V.2 — Cloud hosting provider audit reports (N/A — follows from V.1)</w:t>
+      </w:r>
+    </w:p>
+    <w:p>
+      <w:pPr>
+        <w:pStyle w:val="Compact"/>
+        <w:numPr>
+          <w:ilvl w:val="0"/>
+          <w:numId w:val="1001"/>
+        </w:numPr>
+      </w:pPr>
+      <w:r>
+        <w:rPr>
+          <w:b/>
+          <w:bCs/>
+        </w:rPr>
+        <w:t xml:space="preserve">14 rows</w:t>
+      </w:r>
+      <w:r>
+        <w:t xml:space="preserve"> </w:t>
+      </w:r>
+      <w:r>
+        <w:t xml:space="preserve">had their Proposed Answer regenerated because the user added new</w:t>
+      </w:r>
+      <w:r>
+        <w:t xml:space="preserve"> </w:t>
+      </w:r>
+      <w:r>
+        <w:rPr>
+          <w:rStyle w:val="VerbatimChar"/>
+        </w:rPr>
+        <w:t xml:space="preserve">Current Answer</w:t>
+      </w:r>
+      <w:r>
+        <w:t xml:space="preserve"> </w:t>
+      </w:r>
+      <w:r>
+        <w:t xml:space="preserve">or</w:t>
+      </w:r>
+      <w:r>
+        <w:t xml:space="preserve"> </w:t>
+      </w:r>
+      <w:r>
+        <w:rPr>
+          <w:rStyle w:val="VerbatimChar"/>
+        </w:rPr>
+        <w:t xml:space="preserve">Additional Info Added</w:t>
+      </w:r>
+      <w:r>
+        <w:t xml:space="preserve"> </w:t>
+      </w:r>
+      <w:r>
+        <w:t xml:space="preserve">content (notably A04/A06 OWASP rows with BreachLock + patch-system details, and Encryption row with</w:t>
+      </w:r>
+      <w:r>
+        <w:t xml:space="preserve"> </w:t>
+      </w:r>
+      <w:r>
+        <w:t xml:space="preserve">“We don’t use EC2”</w:t>
+      </w:r>
+      <w:r>
+        <w:t xml:space="preserve">).</w:t>
+      </w:r>
+    </w:p>
+    <w:p>
+      <w:pPr>
+        <w:pStyle w:val="Compact"/>
+        <w:numPr>
+          <w:ilvl w:val="0"/>
+          <w:numId w:val="1001"/>
+        </w:numPr>
+      </w:pPr>
+      <w:r>
+        <w:rPr>
+          <w:b/>
+          <w:bCs/>
+        </w:rPr>
+        <w:t xml:space="preserve">12 rows</w:t>
+      </w:r>
+      <w:r>
+        <w:t xml:space="preserve"> </w:t>
+      </w:r>
+      <w:r>
+        <w:t xml:space="preserve">had user-input changes that didn’t require a Proposed Answer rewrite (the user’s content was already implied by the existing answer).</w:t>
+      </w:r>
+    </w:p>
+    <w:p>
+      <w:pPr>
+        <w:pStyle w:val="Compact"/>
+        <w:numPr>
+          <w:ilvl w:val="0"/>
+          <w:numId w:val="1001"/>
+        </w:numPr>
+      </w:pPr>
+      <w:r>
+        <w:rPr>
+          <w:b/>
+          <w:bCs/>
+        </w:rPr>
+        <w:t xml:space="preserve">186 rows</w:t>
+      </w:r>
+      <w:r>
+        <w:t xml:space="preserve"> </w:t>
+      </w:r>
+      <w:r>
+        <w:t xml:space="preserve">carried over unchanged from the prior sync.</w:t>
+      </w:r>
+    </w:p>
+    <w:bookmarkEnd w:id="11"/>
+    <w:bookmarkStart w:id="13" w:name="required-fix-totals"/>
     <w:p>
       <w:pPr>
         <w:pStyle w:val="Heading2"/>
@@ -543,7 +811,7 @@
         <w:t xml:space="preserve">750</w:t>
       </w:r>
     </w:p>
-    <w:bookmarkStart w:id="11" w:name="files-needing-additions-cumulative-words"/>
+    <w:bookmarkStart w:id="12" w:name="files-needing-additions-cumulative-words"/>
     <w:p>
       <w:pPr>
         <w:pStyle w:val="Heading3"/>
@@ -734,9 +1002,9 @@
         <w:t xml:space="preserve">The SDLC file’s cumulative word count rose from 57 to 92 because the new SIG Lite I.3.1 row (web-server configuration standards) appends a hardening-baseline clause.</w:t>
       </w:r>
     </w:p>
-    <w:bookmarkEnd w:id="11"/>
     <w:bookmarkEnd w:id="12"/>
-    <w:bookmarkStart w:id="13" w:name="top-high-risk-rows-flag-risk-high"/>
+    <w:bookmarkEnd w:id="13"/>
+    <w:bookmarkStart w:id="14" w:name="top-high-risk-rows-flag-risk-high"/>
     <w:p>
       <w:pPr>
         <w:pStyle w:val="Heading2"/>
@@ -1034,8 +1302,8 @@
         </w:tc>
       </w:tr>
     </w:tbl>
-    <w:bookmarkEnd w:id="13"/>
-    <w:bookmarkStart w:id="14" w:name="per-questionnaire-breakdown"/>
+    <w:bookmarkEnd w:id="14"/>
+    <w:bookmarkStart w:id="15" w:name="per-questionnaire-breakdown"/>
     <w:p>
       <w:pPr>
         <w:pStyle w:val="Heading2"/>
@@ -1703,8 +1971,8 @@
         <w:t xml:space="preserve">ISD grew by 12 rows (mostly Additional Cybersecurity 5.x SMTP/email subqueries plus End-user / Telecom / Server sub-detail). SIG Lite grew by 18 rows (mostly P.2.x privacy classifications, M.1.x endpoint subqueries, H.2.1 password confidentiality, I.3.x web/API hardening, J.5.1 malware monitoring, P.3.1 / P.5.1 / P.5.3 privacy documentation).</w:t>
       </w:r>
     </w:p>
-    <w:bookmarkEnd w:id="14"/>
-    <w:bookmarkStart w:id="15" w:name="user-authoritative-input"/>
+    <w:bookmarkEnd w:id="15"/>
+    <w:bookmarkStart w:id="16" w:name="user-authoritative-input"/>
     <w:p>
       <w:pPr>
         <w:pStyle w:val="Heading2"/>
@@ -1967,7 +2235,7 @@
         <w:pStyle w:val="Compact"/>
         <w:numPr>
           <w:ilvl w:val="0"/>
-          <w:numId w:val="1001"/>
+          <w:numId w:val="1003"/>
         </w:numPr>
       </w:pPr>
       <w:r>
@@ -2013,7 +2281,7 @@
         <w:pStyle w:val="Compact"/>
         <w:numPr>
           <w:ilvl w:val="0"/>
-          <w:numId w:val="1001"/>
+          <w:numId w:val="1003"/>
         </w:numPr>
       </w:pPr>
       <w:r>
@@ -2059,7 +2327,7 @@
         <w:pStyle w:val="Compact"/>
         <w:numPr>
           <w:ilvl w:val="0"/>
-          <w:numId w:val="1001"/>
+          <w:numId w:val="1003"/>
         </w:numPr>
       </w:pPr>
       <w:r>
@@ -2102,7 +2370,7 @@
         <w:pStyle w:val="Compact"/>
         <w:numPr>
           <w:ilvl w:val="0"/>
-          <w:numId w:val="1001"/>
+          <w:numId w:val="1003"/>
         </w:numPr>
       </w:pPr>
       <w:r>
@@ -2148,7 +2416,7 @@
         <w:pStyle w:val="Compact"/>
         <w:numPr>
           <w:ilvl w:val="0"/>
-          <w:numId w:val="1001"/>
+          <w:numId w:val="1003"/>
         </w:numPr>
       </w:pPr>
       <w:r>
@@ -2182,7 +2450,7 @@
         <w:pStyle w:val="Compact"/>
         <w:numPr>
           <w:ilvl w:val="0"/>
-          <w:numId w:val="1001"/>
+          <w:numId w:val="1003"/>
         </w:numPr>
       </w:pPr>
       <w:r>
@@ -2276,8 +2544,8 @@
         <w:t xml:space="preserve">remain useful for exec-readable structure but reflect section-level / actionable-subset framing rather than per-row grades.</w:t>
       </w:r>
     </w:p>
-    <w:bookmarkEnd w:id="15"/>
     <w:bookmarkEnd w:id="16"/>
+    <w:bookmarkEnd w:id="17"/>
     <w:sectPr>
       <w:footnotePr>
         <w:numRestart w:val="eachSect"/>
@@ -2495,6 +2763,12 @@
     <w:abstractNumId w:val="990"/>
   </w:num>
   <w:num w:numId="1001">
+    <w:abstractNumId w:val="991"/>
+  </w:num>
+  <w:num w:numId="1002">
+    <w:abstractNumId w:val="991"/>
+  </w:num>
+  <w:num w:numId="1003">
     <w:abstractNumId w:val="991"/>
   </w:num>
 </w:numbering>
